--- a/Assignment 22.docx
+++ b/Assignment 22.docx
@@ -140,51 +140,89 @@
           <w:szCs w:val="28"/>
           <w:lang w:val="en-US"/>
         </w:rPr>
-        <w:t>SELECT SINGLE * FROM zemp</w:t>
-      </w:r>
-    </w:p>
-    <w:p>
-      <w:pPr>
-        <w:pStyle w:val="ListParagraph"/>
-        <w:numPr>
-          <w:ilvl w:val="0"/>
-          <w:numId w:val="2"/>
-        </w:numPr>
-        <w:rPr>
-          <w:sz w:val="28"/>
-          <w:szCs w:val="28"/>
-          <w:lang w:val="en-US"/>
-        </w:rPr>
-      </w:pPr>
-      <w:r>
-        <w:rPr>
-          <w:sz w:val="28"/>
-          <w:szCs w:val="28"/>
-          <w:lang w:val="en-US"/>
-        </w:rPr>
-        <w:t xml:space="preserve">  INTO ls_emp</w:t>
-      </w:r>
-    </w:p>
-    <w:p>
-      <w:pPr>
-        <w:pStyle w:val="ListParagraph"/>
-        <w:numPr>
-          <w:ilvl w:val="0"/>
-          <w:numId w:val="2"/>
-        </w:numPr>
-        <w:rPr>
-          <w:sz w:val="28"/>
-          <w:szCs w:val="28"/>
-          <w:lang w:val="en-US"/>
-        </w:rPr>
-      </w:pPr>
-      <w:r>
-        <w:rPr>
-          <w:sz w:val="28"/>
-          <w:szCs w:val="28"/>
-          <w:lang w:val="en-US"/>
-        </w:rPr>
-        <w:t xml:space="preserve">  WHERE emp_id = 101.</w:t>
+        <w:t xml:space="preserve">SELECT SINGLE FROM </w:t>
+      </w:r>
+      <w:proofErr w:type="spellStart"/>
+      <w:r>
+        <w:rPr>
+          <w:sz w:val="28"/>
+          <w:szCs w:val="28"/>
+          <w:lang w:val="en-US"/>
+        </w:rPr>
+        <w:t>zemp</w:t>
+      </w:r>
+      <w:proofErr w:type="spellEnd"/>
+    </w:p>
+    <w:p>
+      <w:pPr>
+        <w:pStyle w:val="ListParagraph"/>
+        <w:numPr>
+          <w:ilvl w:val="0"/>
+          <w:numId w:val="2"/>
+        </w:numPr>
+        <w:rPr>
+          <w:sz w:val="28"/>
+          <w:szCs w:val="28"/>
+          <w:lang w:val="en-US"/>
+        </w:rPr>
+      </w:pPr>
+      <w:r>
+        <w:rPr>
+          <w:sz w:val="28"/>
+          <w:szCs w:val="28"/>
+          <w:lang w:val="en-US"/>
+        </w:rPr>
+        <w:t xml:space="preserve">  INTO </w:t>
+      </w:r>
+      <w:proofErr w:type="spellStart"/>
+      <w:r>
+        <w:rPr>
+          <w:sz w:val="28"/>
+          <w:szCs w:val="28"/>
+          <w:lang w:val="en-US"/>
+        </w:rPr>
+        <w:t>ls_emp</w:t>
+      </w:r>
+      <w:proofErr w:type="spellEnd"/>
+    </w:p>
+    <w:p>
+      <w:pPr>
+        <w:pStyle w:val="ListParagraph"/>
+        <w:numPr>
+          <w:ilvl w:val="0"/>
+          <w:numId w:val="2"/>
+        </w:numPr>
+        <w:rPr>
+          <w:sz w:val="28"/>
+          <w:szCs w:val="28"/>
+          <w:lang w:val="en-US"/>
+        </w:rPr>
+      </w:pPr>
+      <w:r>
+        <w:rPr>
+          <w:sz w:val="28"/>
+          <w:szCs w:val="28"/>
+          <w:lang w:val="en-US"/>
+        </w:rPr>
+        <w:t xml:space="preserve">  WHERE </w:t>
+      </w:r>
+      <w:proofErr w:type="spellStart"/>
+      <w:r>
+        <w:rPr>
+          <w:sz w:val="28"/>
+          <w:szCs w:val="28"/>
+          <w:lang w:val="en-US"/>
+        </w:rPr>
+        <w:t>emp_id</w:t>
+      </w:r>
+      <w:proofErr w:type="spellEnd"/>
+      <w:r>
+        <w:rPr>
+          <w:sz w:val="28"/>
+          <w:szCs w:val="28"/>
+          <w:lang w:val="en-US"/>
+        </w:rPr>
+        <w:t xml:space="preserve"> = 101.</w:t>
       </w:r>
       <w:r>
         <w:rPr>
@@ -302,30 +340,50 @@
           <w:szCs w:val="28"/>
           <w:lang w:val="en-US"/>
         </w:rPr>
-        <w:t>SELECT * FROM zemp</w:t>
-      </w:r>
-    </w:p>
-    <w:p>
-      <w:pPr>
-        <w:pStyle w:val="ListParagraph"/>
-        <w:numPr>
-          <w:ilvl w:val="0"/>
-          <w:numId w:val="2"/>
-        </w:numPr>
-        <w:rPr>
-          <w:sz w:val="28"/>
-          <w:szCs w:val="28"/>
-          <w:lang w:val="en-US"/>
-        </w:rPr>
-      </w:pPr>
-      <w:r>
-        <w:rPr>
-          <w:sz w:val="28"/>
-          <w:szCs w:val="28"/>
-          <w:lang w:val="en-US"/>
-        </w:rPr>
-        <w:t xml:space="preserve">  INTO ls_emp</w:t>
-      </w:r>
+        <w:t xml:space="preserve">SELECT * FROM </w:t>
+      </w:r>
+      <w:proofErr w:type="spellStart"/>
+      <w:r>
+        <w:rPr>
+          <w:sz w:val="28"/>
+          <w:szCs w:val="28"/>
+          <w:lang w:val="en-US"/>
+        </w:rPr>
+        <w:t>zemp</w:t>
+      </w:r>
+      <w:proofErr w:type="spellEnd"/>
+    </w:p>
+    <w:p>
+      <w:pPr>
+        <w:pStyle w:val="ListParagraph"/>
+        <w:numPr>
+          <w:ilvl w:val="0"/>
+          <w:numId w:val="2"/>
+        </w:numPr>
+        <w:rPr>
+          <w:sz w:val="28"/>
+          <w:szCs w:val="28"/>
+          <w:lang w:val="en-US"/>
+        </w:rPr>
+      </w:pPr>
+      <w:r>
+        <w:rPr>
+          <w:sz w:val="28"/>
+          <w:szCs w:val="28"/>
+          <w:lang w:val="en-US"/>
+        </w:rPr>
+        <w:t xml:space="preserve">  INTO </w:t>
+      </w:r>
+      <w:proofErr w:type="spellStart"/>
+      <w:r>
+        <w:rPr>
+          <w:sz w:val="28"/>
+          <w:szCs w:val="28"/>
+          <w:lang w:val="en-US"/>
+        </w:rPr>
+        <w:t>ls_emp</w:t>
+      </w:r>
+      <w:proofErr w:type="spellEnd"/>
     </w:p>
     <w:p>
       <w:pPr>
@@ -682,7 +740,25 @@
                 <w:sz w:val="20"/>
                 <w:szCs w:val="20"/>
               </w:rPr>
-              <w:t>Designed for any condition based lookup</w:t>
+              <w:t xml:space="preserve">Designed for any </w:t>
+            </w:r>
+            <w:proofErr w:type="gramStart"/>
+            <w:r>
+              <w:rPr>
+                <w:rFonts w:ascii="Arial" w:eastAsia="Arial" w:hAnsi="Arial" w:cs="Arial"/>
+                <w:sz w:val="20"/>
+                <w:szCs w:val="20"/>
+              </w:rPr>
+              <w:t>condition based</w:t>
+            </w:r>
+            <w:proofErr w:type="gramEnd"/>
+            <w:r>
+              <w:rPr>
+                <w:rFonts w:ascii="Arial" w:eastAsia="Arial" w:hAnsi="Arial" w:cs="Arial"/>
+                <w:sz w:val="20"/>
+                <w:szCs w:val="20"/>
+              </w:rPr>
+              <w:t xml:space="preserve"> lookup</w:t>
             </w:r>
           </w:p>
         </w:tc>
@@ -2033,6 +2109,7 @@
       </w:pPr>
       <w:r>
         <w:rPr>
+          <w:noProof/>
           <w:sz w:val="28"/>
           <w:szCs w:val="28"/>
           <w:lang w:val="en-US"/>
@@ -2119,6 +2196,7 @@
       </w:pPr>
       <w:r>
         <w:rPr>
+          <w:noProof/>
           <w:sz w:val="28"/>
           <w:szCs w:val="28"/>
           <w:lang w:val="en-US"/>
@@ -2165,9 +2243,1204 @@
         <w:pStyle w:val="ListParagraph"/>
         <w:numPr>
           <w:ilvl w:val="0"/>
-          <w:numId w:val="2"/>
-        </w:numPr>
-        <w:rPr>
+          <w:numId w:val="1"/>
+        </w:numPr>
+        <w:rPr>
+          <w:rFonts w:cstheme="minorHAnsi"/>
+          <w:sz w:val="28"/>
+          <w:szCs w:val="28"/>
+          <w:lang w:val="en-US"/>
+        </w:rPr>
+      </w:pPr>
+      <w:r>
+        <w:rPr>
+          <w:rFonts w:eastAsia="Times New Roman" w:cstheme="minorHAnsi"/>
+          <w:b/>
+          <w:bCs/>
+          <w:color w:val="000000"/>
+          <w:kern w:val="0"/>
+          <w:sz w:val="28"/>
+          <w:szCs w:val="28"/>
+          <w:lang w:eastAsia="en-IN"/>
+          <w14:ligatures w14:val="none"/>
+        </w:rPr>
+        <w:lastRenderedPageBreak/>
+        <w:t>Practice select query using 3 table using for all entries?</w:t>
+      </w:r>
+    </w:p>
+    <w:p>
+      <w:pPr>
+        <w:pStyle w:val="ListParagraph"/>
+        <w:numPr>
+          <w:ilvl w:val="0"/>
+          <w:numId w:val="2"/>
+        </w:numPr>
+        <w:rPr>
+          <w:rFonts w:cstheme="minorHAnsi"/>
+          <w:sz w:val="28"/>
+          <w:szCs w:val="28"/>
+          <w:lang w:val="en-US"/>
+        </w:rPr>
+      </w:pPr>
+      <w:r>
+        <w:rPr>
+          <w:rFonts w:cstheme="minorHAnsi"/>
+          <w:sz w:val="28"/>
+          <w:szCs w:val="28"/>
+          <w:lang w:val="en-US"/>
+        </w:rPr>
+        <w:t>These are the 3 tables:</w:t>
+      </w:r>
+    </w:p>
+    <w:p>
+      <w:pPr>
+        <w:pStyle w:val="ListParagraph"/>
+        <w:numPr>
+          <w:ilvl w:val="0"/>
+          <w:numId w:val="2"/>
+        </w:numPr>
+        <w:rPr>
+          <w:rFonts w:cstheme="minorHAnsi"/>
+          <w:sz w:val="28"/>
+          <w:szCs w:val="28"/>
+          <w:lang w:val="en-US"/>
+        </w:rPr>
+      </w:pPr>
+      <w:r>
+        <w:rPr>
+          <w:sz w:val="28"/>
+          <w:szCs w:val="28"/>
+          <w:lang w:val="en-US"/>
+        </w:rPr>
+        <w:t>ZKR_DT_DEPTABLE1</w:t>
+      </w:r>
+      <w:r>
+        <w:rPr>
+          <w:sz w:val="28"/>
+          <w:szCs w:val="28"/>
+          <w:lang w:val="en-US"/>
+        </w:rPr>
+        <w:br/>
+      </w:r>
+      <w:r>
+        <w:rPr>
+          <w:sz w:val="28"/>
+          <w:szCs w:val="28"/>
+          <w:lang w:val="en-US"/>
+        </w:rPr>
+        <w:t>ZKR_DT_EMPTABLE1</w:t>
+      </w:r>
+      <w:r>
+        <w:rPr>
+          <w:sz w:val="28"/>
+          <w:szCs w:val="28"/>
+          <w:lang w:val="en-US"/>
+        </w:rPr>
+        <w:br/>
+      </w:r>
+      <w:r>
+        <w:rPr>
+          <w:sz w:val="28"/>
+          <w:szCs w:val="28"/>
+          <w:lang w:val="en-US"/>
+        </w:rPr>
+        <w:t>ZKR_DT_salary1</w:t>
+      </w:r>
+      <w:r>
+        <w:rPr>
+          <w:sz w:val="28"/>
+          <w:szCs w:val="28"/>
+          <w:lang w:val="en-US"/>
+        </w:rPr>
+        <w:br/>
+      </w:r>
+    </w:p>
+    <w:p>
+      <w:pPr>
+        <w:pStyle w:val="ListParagraph"/>
+        <w:numPr>
+          <w:ilvl w:val="0"/>
+          <w:numId w:val="2"/>
+        </w:numPr>
+        <w:rPr>
+          <w:rFonts w:cstheme="minorHAnsi"/>
+          <w:sz w:val="28"/>
+          <w:szCs w:val="28"/>
+          <w:lang w:val="en-US"/>
+        </w:rPr>
+      </w:pPr>
+      <w:r>
+        <w:rPr>
+          <w:rFonts w:cstheme="minorHAnsi"/>
+          <w:sz w:val="28"/>
+          <w:szCs w:val="28"/>
+          <w:lang w:val="en-US"/>
+        </w:rPr>
+        <w:drawing>
+          <wp:inline distT="0" distB="0" distL="0" distR="0" wp14:anchorId="75C54EC7" wp14:editId="3C10883B">
+            <wp:extent cx="4283248" cy="3615266"/>
+            <wp:effectExtent l="0" t="0" r="3175" b="4445"/>
+            <wp:docPr id="107430212" name="Picture 1"/>
+            <wp:cNvGraphicFramePr>
+              <a:graphicFrameLocks xmlns:a="http://schemas.openxmlformats.org/drawingml/2006/main" noChangeAspect="1"/>
+            </wp:cNvGraphicFramePr>
+            <a:graphic xmlns:a="http://schemas.openxmlformats.org/drawingml/2006/main">
+              <a:graphicData uri="http://schemas.openxmlformats.org/drawingml/2006/picture">
+                <pic:pic xmlns:pic="http://schemas.openxmlformats.org/drawingml/2006/picture">
+                  <pic:nvPicPr>
+                    <pic:cNvPr id="107430212" name=""/>
+                    <pic:cNvPicPr/>
+                  </pic:nvPicPr>
+                  <pic:blipFill>
+                    <a:blip r:embed="rId10"/>
+                    <a:stretch>
+                      <a:fillRect/>
+                    </a:stretch>
+                  </pic:blipFill>
+                  <pic:spPr>
+                    <a:xfrm>
+                      <a:off x="0" y="0"/>
+                      <a:ext cx="4304840" cy="3633491"/>
+                    </a:xfrm>
+                    <a:prstGeom prst="rect">
+                      <a:avLst/>
+                    </a:prstGeom>
+                  </pic:spPr>
+                </pic:pic>
+              </a:graphicData>
+            </a:graphic>
+          </wp:inline>
+        </w:drawing>
+      </w:r>
+      <w:r>
+        <w:rPr>
+          <w:rFonts w:cstheme="minorHAnsi"/>
+          <w:sz w:val="28"/>
+          <w:szCs w:val="28"/>
+          <w:lang w:val="en-US"/>
+        </w:rPr>
+        <w:br/>
+      </w:r>
+    </w:p>
+    <w:p>
+      <w:pPr>
+        <w:pStyle w:val="ListParagraph"/>
+        <w:numPr>
+          <w:ilvl w:val="0"/>
+          <w:numId w:val="2"/>
+        </w:numPr>
+        <w:rPr>
+          <w:rFonts w:cstheme="minorHAnsi"/>
+          <w:sz w:val="28"/>
+          <w:szCs w:val="28"/>
+          <w:lang w:val="en-US"/>
+        </w:rPr>
+      </w:pPr>
+      <w:r>
+        <w:rPr>
+          <w:rFonts w:cstheme="minorHAnsi"/>
+          <w:sz w:val="28"/>
+          <w:szCs w:val="28"/>
+          <w:lang w:val="en-US"/>
+        </w:rPr>
+        <w:t xml:space="preserve">Output: </w:t>
+      </w:r>
+    </w:p>
+    <w:p>
+      <w:pPr>
+        <w:pStyle w:val="ListParagraph"/>
+        <w:numPr>
+          <w:ilvl w:val="0"/>
+          <w:numId w:val="2"/>
+        </w:numPr>
+        <w:rPr>
+          <w:rFonts w:cstheme="minorHAnsi"/>
+          <w:sz w:val="28"/>
+          <w:szCs w:val="28"/>
+          <w:lang w:val="en-US"/>
+        </w:rPr>
+      </w:pPr>
+      <w:r>
+        <w:rPr>
+          <w:rFonts w:cstheme="minorHAnsi"/>
+          <w:sz w:val="28"/>
+          <w:szCs w:val="28"/>
+          <w:lang w:val="en-US"/>
+        </w:rPr>
+        <w:drawing>
+          <wp:inline distT="0" distB="0" distL="0" distR="0" wp14:anchorId="5592D56D" wp14:editId="29E8556F">
+            <wp:extent cx="2365439" cy="1972734"/>
+            <wp:effectExtent l="0" t="0" r="0" b="8890"/>
+            <wp:docPr id="1332159195" name="Picture 1"/>
+            <wp:cNvGraphicFramePr>
+              <a:graphicFrameLocks xmlns:a="http://schemas.openxmlformats.org/drawingml/2006/main" noChangeAspect="1"/>
+            </wp:cNvGraphicFramePr>
+            <a:graphic xmlns:a="http://schemas.openxmlformats.org/drawingml/2006/main">
+              <a:graphicData uri="http://schemas.openxmlformats.org/drawingml/2006/picture">
+                <pic:pic xmlns:pic="http://schemas.openxmlformats.org/drawingml/2006/picture">
+                  <pic:nvPicPr>
+                    <pic:cNvPr id="1332159195" name=""/>
+                    <pic:cNvPicPr/>
+                  </pic:nvPicPr>
+                  <pic:blipFill>
+                    <a:blip r:embed="rId11"/>
+                    <a:stretch>
+                      <a:fillRect/>
+                    </a:stretch>
+                  </pic:blipFill>
+                  <pic:spPr>
+                    <a:xfrm>
+                      <a:off x="0" y="0"/>
+                      <a:ext cx="2373503" cy="1979459"/>
+                    </a:xfrm>
+                    <a:prstGeom prst="rect">
+                      <a:avLst/>
+                    </a:prstGeom>
+                  </pic:spPr>
+                </pic:pic>
+              </a:graphicData>
+            </a:graphic>
+          </wp:inline>
+        </w:drawing>
+      </w:r>
+    </w:p>
+    <w:p>
+      <w:pPr>
+        <w:rPr>
+          <w:rFonts w:cstheme="minorHAnsi"/>
+          <w:sz w:val="28"/>
+          <w:szCs w:val="28"/>
+          <w:lang w:val="en-US"/>
+        </w:rPr>
+      </w:pPr>
+    </w:p>
+    <w:p>
+      <w:pPr>
+        <w:rPr>
+          <w:rFonts w:cstheme="minorHAnsi"/>
+          <w:sz w:val="28"/>
+          <w:szCs w:val="28"/>
+          <w:lang w:val="en-US"/>
+        </w:rPr>
+      </w:pPr>
+    </w:p>
+    <w:p>
+      <w:pPr>
+        <w:rPr>
+          <w:rFonts w:cstheme="minorHAnsi"/>
+          <w:sz w:val="28"/>
+          <w:szCs w:val="28"/>
+          <w:lang w:val="en-US"/>
+        </w:rPr>
+      </w:pPr>
+    </w:p>
+    <w:p>
+      <w:pPr>
+        <w:pStyle w:val="ListParagraph"/>
+        <w:numPr>
+          <w:ilvl w:val="0"/>
+          <w:numId w:val="1"/>
+        </w:numPr>
+        <w:rPr>
+          <w:rFonts w:cstheme="minorHAnsi"/>
+          <w:b/>
+          <w:bCs/>
+          <w:sz w:val="28"/>
+          <w:szCs w:val="28"/>
+          <w:lang w:val="en-US"/>
+        </w:rPr>
+      </w:pPr>
+      <w:r>
+        <w:rPr>
+          <w:rFonts w:cstheme="minorHAnsi"/>
+          <w:b/>
+          <w:bCs/>
+          <w:sz w:val="28"/>
+          <w:szCs w:val="28"/>
+          <w:lang w:val="en-US"/>
+        </w:rPr>
+        <w:lastRenderedPageBreak/>
+        <w:t xml:space="preserve">Practice on select single and select </w:t>
+      </w:r>
+      <w:proofErr w:type="spellStart"/>
+      <w:r>
+        <w:rPr>
+          <w:rFonts w:cstheme="minorHAnsi"/>
+          <w:b/>
+          <w:bCs/>
+          <w:sz w:val="28"/>
+          <w:szCs w:val="28"/>
+          <w:lang w:val="en-US"/>
+        </w:rPr>
+        <w:t>upto</w:t>
+      </w:r>
+      <w:proofErr w:type="spellEnd"/>
+      <w:r>
+        <w:rPr>
+          <w:rFonts w:cstheme="minorHAnsi"/>
+          <w:b/>
+          <w:bCs/>
+          <w:sz w:val="28"/>
+          <w:szCs w:val="28"/>
+          <w:lang w:val="en-US"/>
+        </w:rPr>
+        <w:t xml:space="preserve"> 1 row?</w:t>
+      </w:r>
+    </w:p>
+    <w:p>
+      <w:pPr>
+        <w:pStyle w:val="ListParagraph"/>
+        <w:numPr>
+          <w:ilvl w:val="0"/>
+          <w:numId w:val="2"/>
+        </w:numPr>
+        <w:rPr>
+          <w:rFonts w:cstheme="minorHAnsi"/>
+          <w:sz w:val="28"/>
+          <w:szCs w:val="28"/>
+          <w:lang w:val="en-US"/>
+        </w:rPr>
+      </w:pPr>
+      <w:r>
+        <w:rPr>
+          <w:rFonts w:cstheme="minorHAnsi"/>
+          <w:sz w:val="28"/>
+          <w:szCs w:val="28"/>
+          <w:lang w:val="en-US"/>
+        </w:rPr>
+        <w:t>SELECT SINGLE:</w:t>
+      </w:r>
+    </w:p>
+    <w:p>
+      <w:pPr>
+        <w:pStyle w:val="ListParagraph"/>
+        <w:numPr>
+          <w:ilvl w:val="0"/>
+          <w:numId w:val="2"/>
+        </w:numPr>
+        <w:rPr>
+          <w:rFonts w:cstheme="minorHAnsi"/>
+          <w:sz w:val="28"/>
+          <w:szCs w:val="28"/>
+          <w:lang w:val="en-US"/>
+        </w:rPr>
+      </w:pPr>
+      <w:r>
+        <w:rPr>
+          <w:rFonts w:cstheme="minorHAnsi"/>
+          <w:sz w:val="28"/>
+          <w:szCs w:val="28"/>
+          <w:lang w:val="en-US"/>
+        </w:rPr>
+        <w:t>Fetches one record based on primary key or unique condition.</w:t>
+      </w:r>
+    </w:p>
+    <w:p>
+      <w:pPr>
+        <w:pStyle w:val="ListParagraph"/>
+        <w:numPr>
+          <w:ilvl w:val="0"/>
+          <w:numId w:val="2"/>
+        </w:numPr>
+        <w:rPr>
+          <w:rFonts w:cstheme="minorHAnsi"/>
+          <w:sz w:val="28"/>
+          <w:szCs w:val="28"/>
+          <w:lang w:val="en-US"/>
+        </w:rPr>
+      </w:pPr>
+      <w:r>
+        <w:rPr>
+          <w:rFonts w:cstheme="minorHAnsi"/>
+          <w:sz w:val="28"/>
+          <w:szCs w:val="28"/>
+          <w:lang w:val="en-US"/>
+        </w:rPr>
+        <w:drawing>
+          <wp:inline distT="0" distB="0" distL="0" distR="0" wp14:anchorId="57A33253" wp14:editId="2880F2D2">
+            <wp:extent cx="5427133" cy="1946937"/>
+            <wp:effectExtent l="0" t="0" r="2540" b="0"/>
+            <wp:docPr id="699632448" name="Picture 1"/>
+            <wp:cNvGraphicFramePr>
+              <a:graphicFrameLocks xmlns:a="http://schemas.openxmlformats.org/drawingml/2006/main" noChangeAspect="1"/>
+            </wp:cNvGraphicFramePr>
+            <a:graphic xmlns:a="http://schemas.openxmlformats.org/drawingml/2006/main">
+              <a:graphicData uri="http://schemas.openxmlformats.org/drawingml/2006/picture">
+                <pic:pic xmlns:pic="http://schemas.openxmlformats.org/drawingml/2006/picture">
+                  <pic:nvPicPr>
+                    <pic:cNvPr id="699632448" name=""/>
+                    <pic:cNvPicPr/>
+                  </pic:nvPicPr>
+                  <pic:blipFill>
+                    <a:blip r:embed="rId12"/>
+                    <a:stretch>
+                      <a:fillRect/>
+                    </a:stretch>
+                  </pic:blipFill>
+                  <pic:spPr>
+                    <a:xfrm>
+                      <a:off x="0" y="0"/>
+                      <a:ext cx="5433362" cy="1949172"/>
+                    </a:xfrm>
+                    <a:prstGeom prst="rect">
+                      <a:avLst/>
+                    </a:prstGeom>
+                  </pic:spPr>
+                </pic:pic>
+              </a:graphicData>
+            </a:graphic>
+          </wp:inline>
+        </w:drawing>
+      </w:r>
+    </w:p>
+    <w:p>
+      <w:pPr>
+        <w:pStyle w:val="ListParagraph"/>
+        <w:numPr>
+          <w:ilvl w:val="0"/>
+          <w:numId w:val="2"/>
+        </w:numPr>
+        <w:rPr>
+          <w:rFonts w:cstheme="minorHAnsi"/>
+          <w:sz w:val="28"/>
+          <w:szCs w:val="28"/>
+          <w:lang w:val="en-US"/>
+        </w:rPr>
+      </w:pPr>
+      <w:r>
+        <w:rPr>
+          <w:rFonts w:cstheme="minorHAnsi"/>
+          <w:sz w:val="28"/>
+          <w:szCs w:val="28"/>
+          <w:lang w:val="en-US"/>
+        </w:rPr>
+        <w:t xml:space="preserve">Output: </w:t>
+      </w:r>
+    </w:p>
+    <w:p>
+      <w:pPr>
+        <w:pStyle w:val="ListParagraph"/>
+        <w:numPr>
+          <w:ilvl w:val="0"/>
+          <w:numId w:val="2"/>
+        </w:numPr>
+        <w:rPr>
+          <w:rFonts w:cstheme="minorHAnsi"/>
+          <w:sz w:val="28"/>
+          <w:szCs w:val="28"/>
+          <w:lang w:val="en-US"/>
+        </w:rPr>
+      </w:pPr>
+      <w:r>
+        <w:rPr>
+          <w:rFonts w:cstheme="minorHAnsi"/>
+          <w:sz w:val="28"/>
+          <w:szCs w:val="28"/>
+          <w:lang w:val="en-US"/>
+        </w:rPr>
+        <w:drawing>
+          <wp:inline distT="0" distB="0" distL="0" distR="0" wp14:anchorId="44EA9037" wp14:editId="2ABE57C5">
+            <wp:extent cx="3107267" cy="1644538"/>
+            <wp:effectExtent l="0" t="0" r="0" b="0"/>
+            <wp:docPr id="315880739" name="Picture 1"/>
+            <wp:cNvGraphicFramePr>
+              <a:graphicFrameLocks xmlns:a="http://schemas.openxmlformats.org/drawingml/2006/main" noChangeAspect="1"/>
+            </wp:cNvGraphicFramePr>
+            <a:graphic xmlns:a="http://schemas.openxmlformats.org/drawingml/2006/main">
+              <a:graphicData uri="http://schemas.openxmlformats.org/drawingml/2006/picture">
+                <pic:pic xmlns:pic="http://schemas.openxmlformats.org/drawingml/2006/picture">
+                  <pic:nvPicPr>
+                    <pic:cNvPr id="315880739" name=""/>
+                    <pic:cNvPicPr/>
+                  </pic:nvPicPr>
+                  <pic:blipFill>
+                    <a:blip r:embed="rId13"/>
+                    <a:stretch>
+                      <a:fillRect/>
+                    </a:stretch>
+                  </pic:blipFill>
+                  <pic:spPr>
+                    <a:xfrm>
+                      <a:off x="0" y="0"/>
+                      <a:ext cx="3583245" cy="1896452"/>
+                    </a:xfrm>
+                    <a:prstGeom prst="rect">
+                      <a:avLst/>
+                    </a:prstGeom>
+                  </pic:spPr>
+                </pic:pic>
+              </a:graphicData>
+            </a:graphic>
+          </wp:inline>
+        </w:drawing>
+      </w:r>
+      <w:r>
+        <w:rPr>
+          <w:rFonts w:cstheme="minorHAnsi"/>
+          <w:sz w:val="28"/>
+          <w:szCs w:val="28"/>
+          <w:lang w:val="en-US"/>
+        </w:rPr>
+        <w:br/>
+      </w:r>
+    </w:p>
+    <w:p>
+      <w:pPr>
+        <w:pStyle w:val="ListParagraph"/>
+        <w:numPr>
+          <w:ilvl w:val="0"/>
+          <w:numId w:val="2"/>
+        </w:numPr>
+        <w:rPr>
+          <w:rFonts w:cstheme="minorHAnsi"/>
+          <w:sz w:val="28"/>
+          <w:szCs w:val="28"/>
+          <w:lang w:val="en-US"/>
+        </w:rPr>
+      </w:pPr>
+      <w:r>
+        <w:rPr>
+          <w:rFonts w:cstheme="minorHAnsi"/>
+          <w:sz w:val="28"/>
+          <w:szCs w:val="28"/>
+          <w:lang w:val="en-US"/>
+        </w:rPr>
+        <w:t>SELECT UP TO 1 ROWS:</w:t>
+      </w:r>
+    </w:p>
+    <w:p>
+      <w:pPr>
+        <w:pStyle w:val="ListParagraph"/>
+        <w:numPr>
+          <w:ilvl w:val="0"/>
+          <w:numId w:val="2"/>
+        </w:numPr>
+        <w:rPr>
+          <w:rFonts w:cstheme="minorHAnsi"/>
+          <w:sz w:val="28"/>
+          <w:szCs w:val="28"/>
+          <w:lang w:val="en-US"/>
+        </w:rPr>
+      </w:pPr>
+      <w:r>
+        <w:rPr>
+          <w:rFonts w:cstheme="minorHAnsi"/>
+          <w:sz w:val="28"/>
+          <w:szCs w:val="28"/>
+          <w:lang w:val="en-US"/>
+        </w:rPr>
+        <w:t>Fetches first matching record from the result set (not necessarily unique).</w:t>
+      </w:r>
+    </w:p>
+    <w:p>
+      <w:pPr>
+        <w:pStyle w:val="ListParagraph"/>
+        <w:numPr>
+          <w:ilvl w:val="0"/>
+          <w:numId w:val="2"/>
+        </w:numPr>
+        <w:rPr>
+          <w:rFonts w:cstheme="minorHAnsi"/>
+          <w:sz w:val="28"/>
+          <w:szCs w:val="28"/>
+          <w:lang w:val="en-US"/>
+        </w:rPr>
+      </w:pPr>
+      <w:r>
+        <w:rPr>
+          <w:rFonts w:cstheme="minorHAnsi"/>
+          <w:sz w:val="28"/>
+          <w:szCs w:val="28"/>
+          <w:lang w:val="en-US"/>
+        </w:rPr>
+        <w:drawing>
+          <wp:inline distT="0" distB="0" distL="0" distR="0" wp14:anchorId="08940539" wp14:editId="393E5A39">
+            <wp:extent cx="4927422" cy="1490345"/>
+            <wp:effectExtent l="0" t="0" r="6985" b="0"/>
+            <wp:docPr id="743279600" name="Picture 1"/>
+            <wp:cNvGraphicFramePr>
+              <a:graphicFrameLocks xmlns:a="http://schemas.openxmlformats.org/drawingml/2006/main" noChangeAspect="1"/>
+            </wp:cNvGraphicFramePr>
+            <a:graphic xmlns:a="http://schemas.openxmlformats.org/drawingml/2006/main">
+              <a:graphicData uri="http://schemas.openxmlformats.org/drawingml/2006/picture">
+                <pic:pic xmlns:pic="http://schemas.openxmlformats.org/drawingml/2006/picture">
+                  <pic:nvPicPr>
+                    <pic:cNvPr id="743279600" name=""/>
+                    <pic:cNvPicPr/>
+                  </pic:nvPicPr>
+                  <pic:blipFill>
+                    <a:blip r:embed="rId14"/>
+                    <a:stretch>
+                      <a:fillRect/>
+                    </a:stretch>
+                  </pic:blipFill>
+                  <pic:spPr>
+                    <a:xfrm>
+                      <a:off x="0" y="0"/>
+                      <a:ext cx="4950693" cy="1497384"/>
+                    </a:xfrm>
+                    <a:prstGeom prst="rect">
+                      <a:avLst/>
+                    </a:prstGeom>
+                  </pic:spPr>
+                </pic:pic>
+              </a:graphicData>
+            </a:graphic>
+          </wp:inline>
+        </w:drawing>
+      </w:r>
+    </w:p>
+    <w:p>
+      <w:pPr>
+        <w:pStyle w:val="ListParagraph"/>
+        <w:numPr>
+          <w:ilvl w:val="0"/>
+          <w:numId w:val="2"/>
+        </w:numPr>
+        <w:rPr>
+          <w:rFonts w:cstheme="minorHAnsi"/>
+          <w:sz w:val="28"/>
+          <w:szCs w:val="28"/>
+          <w:lang w:val="en-US"/>
+        </w:rPr>
+      </w:pPr>
+      <w:r>
+        <w:rPr>
+          <w:rFonts w:cstheme="minorHAnsi"/>
+          <w:sz w:val="28"/>
+          <w:szCs w:val="28"/>
+          <w:lang w:val="en-US"/>
+        </w:rPr>
+        <w:t>Output:</w:t>
+      </w:r>
+    </w:p>
+    <w:p>
+      <w:pPr>
+        <w:pStyle w:val="ListParagraph"/>
+        <w:numPr>
+          <w:ilvl w:val="0"/>
+          <w:numId w:val="2"/>
+        </w:numPr>
+        <w:rPr>
+          <w:rFonts w:cstheme="minorHAnsi"/>
+          <w:sz w:val="28"/>
+          <w:szCs w:val="28"/>
+          <w:lang w:val="en-US"/>
+        </w:rPr>
+      </w:pPr>
+      <w:r>
+        <w:rPr>
+          <w:noProof/>
+        </w:rPr>
+        <w:drawing>
+          <wp:inline distT="0" distB="0" distL="0" distR="0" wp14:anchorId="6C6C2D30" wp14:editId="2241F8BF">
+            <wp:extent cx="2909112" cy="1540933"/>
+            <wp:effectExtent l="0" t="0" r="5715" b="2540"/>
+            <wp:docPr id="1757153230" name="Picture 1"/>
+            <wp:cNvGraphicFramePr>
+              <a:graphicFrameLocks xmlns:a="http://schemas.openxmlformats.org/drawingml/2006/main" noChangeAspect="1"/>
+            </wp:cNvGraphicFramePr>
+            <a:graphic xmlns:a="http://schemas.openxmlformats.org/drawingml/2006/main">
+              <a:graphicData uri="http://schemas.openxmlformats.org/drawingml/2006/picture">
+                <pic:pic xmlns:pic="http://schemas.openxmlformats.org/drawingml/2006/picture">
+                  <pic:nvPicPr>
+                    <pic:cNvPr id="1757153230" name=""/>
+                    <pic:cNvPicPr/>
+                  </pic:nvPicPr>
+                  <pic:blipFill rotWithShape="1">
+                    <a:blip r:embed="rId15"/>
+                    <a:srcRect r="33997" b="34132"/>
+                    <a:stretch>
+                      <a:fillRect/>
+                    </a:stretch>
+                  </pic:blipFill>
+                  <pic:spPr bwMode="auto">
+                    <a:xfrm>
+                      <a:off x="0" y="0"/>
+                      <a:ext cx="2932018" cy="1553066"/>
+                    </a:xfrm>
+                    <a:prstGeom prst="rect">
+                      <a:avLst/>
+                    </a:prstGeom>
+                    <a:ln>
+                      <a:noFill/>
+                    </a:ln>
+                    <a:extLst>
+                      <a:ext uri="{53640926-AAD7-44D8-BBD7-CCE9431645EC}">
+                        <a14:shadowObscured xmlns:a14="http://schemas.microsoft.com/office/drawing/2010/main"/>
+                      </a:ext>
+                    </a:extLst>
+                  </pic:spPr>
+                </pic:pic>
+              </a:graphicData>
+            </a:graphic>
+          </wp:inline>
+        </w:drawing>
+      </w:r>
+    </w:p>
+    <w:p>
+      <w:pPr>
+        <w:pStyle w:val="ListParagraph"/>
+        <w:numPr>
+          <w:ilvl w:val="0"/>
+          <w:numId w:val="1"/>
+        </w:numPr>
+        <w:rPr>
+          <w:rFonts w:cstheme="minorHAnsi"/>
+          <w:b/>
+          <w:bCs/>
+          <w:sz w:val="28"/>
+          <w:szCs w:val="28"/>
+          <w:lang w:val="en-US"/>
+        </w:rPr>
+      </w:pPr>
+      <w:r>
+        <w:rPr>
+          <w:rFonts w:cstheme="minorHAnsi"/>
+          <w:b/>
+          <w:bCs/>
+          <w:sz w:val="28"/>
+          <w:szCs w:val="28"/>
+          <w:lang w:val="en-US"/>
+        </w:rPr>
+        <w:lastRenderedPageBreak/>
+        <w:t>Retrieve Specific Data and Retrieve single record based on given input from sales order header?</w:t>
+      </w:r>
+    </w:p>
+    <w:p>
+      <w:pPr>
+        <w:pStyle w:val="ListParagraph"/>
+        <w:numPr>
+          <w:ilvl w:val="0"/>
+          <w:numId w:val="2"/>
+        </w:numPr>
+        <w:rPr>
+          <w:rFonts w:cstheme="minorHAnsi"/>
+          <w:sz w:val="28"/>
+          <w:szCs w:val="28"/>
+          <w:lang w:val="en-US"/>
+        </w:rPr>
+      </w:pPr>
+      <w:r>
+        <w:rPr>
+          <w:rFonts w:cstheme="minorHAnsi"/>
+          <w:sz w:val="28"/>
+          <w:szCs w:val="28"/>
+          <w:lang w:val="en-US"/>
+        </w:rPr>
+        <w:t>Sales order header Table is VPAK</w:t>
+      </w:r>
+      <w:r>
+        <w:rPr>
+          <w:rFonts w:cstheme="minorHAnsi"/>
+          <w:sz w:val="28"/>
+          <w:szCs w:val="28"/>
+          <w:lang w:val="en-US"/>
+        </w:rPr>
+        <w:t>,</w:t>
+      </w:r>
+    </w:p>
+    <w:p>
+      <w:pPr>
+        <w:pStyle w:val="ListParagraph"/>
+        <w:numPr>
+          <w:ilvl w:val="0"/>
+          <w:numId w:val="2"/>
+        </w:numPr>
+        <w:rPr>
+          <w:rFonts w:cstheme="minorHAnsi"/>
+          <w:sz w:val="28"/>
+          <w:szCs w:val="28"/>
+          <w:lang w:val="en-US"/>
+        </w:rPr>
+      </w:pPr>
+      <w:proofErr w:type="spellStart"/>
+      <w:r>
+        <w:rPr>
+          <w:rFonts w:cstheme="minorHAnsi"/>
+          <w:sz w:val="28"/>
+          <w:szCs w:val="28"/>
+          <w:lang w:val="en-US"/>
+        </w:rPr>
+        <w:t>Retrive</w:t>
+      </w:r>
+      <w:proofErr w:type="spellEnd"/>
+      <w:r>
+        <w:rPr>
+          <w:rFonts w:cstheme="minorHAnsi"/>
+          <w:sz w:val="28"/>
+          <w:szCs w:val="28"/>
+          <w:lang w:val="en-US"/>
+        </w:rPr>
+        <w:t xml:space="preserve"> single record:</w:t>
+      </w:r>
+    </w:p>
+    <w:p>
+      <w:pPr>
+        <w:pStyle w:val="ListParagraph"/>
+        <w:numPr>
+          <w:ilvl w:val="0"/>
+          <w:numId w:val="2"/>
+        </w:numPr>
+        <w:rPr>
+          <w:rFonts w:cstheme="minorHAnsi"/>
+          <w:sz w:val="28"/>
+          <w:szCs w:val="28"/>
+          <w:lang w:val="en-US"/>
+        </w:rPr>
+      </w:pPr>
+      <w:r>
+        <w:rPr>
+          <w:rFonts w:cstheme="minorHAnsi"/>
+          <w:sz w:val="28"/>
+          <w:szCs w:val="28"/>
+          <w:lang w:val="en-US"/>
+        </w:rPr>
+        <w:drawing>
+          <wp:inline distT="0" distB="0" distL="0" distR="0" wp14:anchorId="6C2ACE08" wp14:editId="58EB0E08">
+            <wp:extent cx="5731510" cy="2009140"/>
+            <wp:effectExtent l="0" t="0" r="2540" b="0"/>
+            <wp:docPr id="422271062" name="Picture 1"/>
+            <wp:cNvGraphicFramePr>
+              <a:graphicFrameLocks xmlns:a="http://schemas.openxmlformats.org/drawingml/2006/main" noChangeAspect="1"/>
+            </wp:cNvGraphicFramePr>
+            <a:graphic xmlns:a="http://schemas.openxmlformats.org/drawingml/2006/main">
+              <a:graphicData uri="http://schemas.openxmlformats.org/drawingml/2006/picture">
+                <pic:pic xmlns:pic="http://schemas.openxmlformats.org/drawingml/2006/picture">
+                  <pic:nvPicPr>
+                    <pic:cNvPr id="422271062" name=""/>
+                    <pic:cNvPicPr/>
+                  </pic:nvPicPr>
+                  <pic:blipFill>
+                    <a:blip r:embed="rId16"/>
+                    <a:stretch>
+                      <a:fillRect/>
+                    </a:stretch>
+                  </pic:blipFill>
+                  <pic:spPr>
+                    <a:xfrm>
+                      <a:off x="0" y="0"/>
+                      <a:ext cx="5731510" cy="2009140"/>
+                    </a:xfrm>
+                    <a:prstGeom prst="rect">
+                      <a:avLst/>
+                    </a:prstGeom>
+                  </pic:spPr>
+                </pic:pic>
+              </a:graphicData>
+            </a:graphic>
+          </wp:inline>
+        </w:drawing>
+      </w:r>
+      <w:r>
+        <w:rPr>
+          <w:rFonts w:cstheme="minorHAnsi"/>
+          <w:sz w:val="28"/>
+          <w:szCs w:val="28"/>
+          <w:lang w:val="en-US"/>
+        </w:rPr>
+        <w:br/>
+      </w:r>
+    </w:p>
+    <w:p>
+      <w:pPr>
+        <w:pStyle w:val="ListParagraph"/>
+        <w:numPr>
+          <w:ilvl w:val="0"/>
+          <w:numId w:val="2"/>
+        </w:numPr>
+        <w:rPr>
+          <w:rFonts w:cstheme="minorHAnsi"/>
+          <w:sz w:val="28"/>
+          <w:szCs w:val="28"/>
+          <w:lang w:val="en-US"/>
+        </w:rPr>
+      </w:pPr>
+      <w:r>
+        <w:rPr>
+          <w:rFonts w:cstheme="minorHAnsi"/>
+          <w:sz w:val="28"/>
+          <w:szCs w:val="28"/>
+          <w:lang w:val="en-US"/>
+        </w:rPr>
+        <w:t xml:space="preserve">Output: </w:t>
+      </w:r>
+    </w:p>
+    <w:p>
+      <w:pPr>
+        <w:pStyle w:val="ListParagraph"/>
+        <w:numPr>
+          <w:ilvl w:val="0"/>
+          <w:numId w:val="2"/>
+        </w:numPr>
+        <w:rPr>
+          <w:rFonts w:cstheme="minorHAnsi"/>
+          <w:sz w:val="28"/>
+          <w:szCs w:val="28"/>
+          <w:lang w:val="en-US"/>
+        </w:rPr>
+      </w:pPr>
+      <w:r>
+        <w:rPr>
+          <w:rFonts w:cstheme="minorHAnsi"/>
+          <w:sz w:val="28"/>
+          <w:szCs w:val="28"/>
+          <w:lang w:val="en-US"/>
+        </w:rPr>
+        <w:drawing>
+          <wp:inline distT="0" distB="0" distL="0" distR="0" wp14:anchorId="0251AD81" wp14:editId="50590980">
+            <wp:extent cx="5831840" cy="778933"/>
+            <wp:effectExtent l="0" t="0" r="0" b="2540"/>
+            <wp:docPr id="373760053" name="Picture 1"/>
+            <wp:cNvGraphicFramePr>
+              <a:graphicFrameLocks xmlns:a="http://schemas.openxmlformats.org/drawingml/2006/main" noChangeAspect="1"/>
+            </wp:cNvGraphicFramePr>
+            <a:graphic xmlns:a="http://schemas.openxmlformats.org/drawingml/2006/main">
+              <a:graphicData uri="http://schemas.openxmlformats.org/drawingml/2006/picture">
+                <pic:pic xmlns:pic="http://schemas.openxmlformats.org/drawingml/2006/picture">
+                  <pic:nvPicPr>
+                    <pic:cNvPr id="373760053" name=""/>
+                    <pic:cNvPicPr/>
+                  </pic:nvPicPr>
+                  <pic:blipFill>
+                    <a:blip r:embed="rId17"/>
+                    <a:stretch>
+                      <a:fillRect/>
+                    </a:stretch>
+                  </pic:blipFill>
+                  <pic:spPr>
+                    <a:xfrm>
+                      <a:off x="0" y="0"/>
+                      <a:ext cx="5863250" cy="783128"/>
+                    </a:xfrm>
+                    <a:prstGeom prst="rect">
+                      <a:avLst/>
+                    </a:prstGeom>
+                  </pic:spPr>
+                </pic:pic>
+              </a:graphicData>
+            </a:graphic>
+          </wp:inline>
+        </w:drawing>
+      </w:r>
+      <w:r>
+        <w:rPr>
+          <w:rFonts w:cstheme="minorHAnsi"/>
+          <w:sz w:val="28"/>
+          <w:szCs w:val="28"/>
+          <w:lang w:val="en-US"/>
+        </w:rPr>
+        <w:br/>
+      </w:r>
+    </w:p>
+    <w:p>
+      <w:pPr>
+        <w:pStyle w:val="ListParagraph"/>
+        <w:numPr>
+          <w:ilvl w:val="0"/>
+          <w:numId w:val="2"/>
+        </w:numPr>
+        <w:rPr>
+          <w:rFonts w:cstheme="minorHAnsi"/>
+          <w:sz w:val="28"/>
+          <w:szCs w:val="28"/>
+          <w:lang w:val="en-US"/>
+        </w:rPr>
+      </w:pPr>
+      <w:proofErr w:type="spellStart"/>
+      <w:r>
+        <w:rPr>
+          <w:rFonts w:cstheme="minorHAnsi"/>
+          <w:sz w:val="28"/>
+          <w:szCs w:val="28"/>
+          <w:lang w:val="en-US"/>
+        </w:rPr>
+        <w:t>Retrive</w:t>
+      </w:r>
+      <w:proofErr w:type="spellEnd"/>
+      <w:r>
+        <w:rPr>
+          <w:rFonts w:cstheme="minorHAnsi"/>
+          <w:sz w:val="28"/>
+          <w:szCs w:val="28"/>
+          <w:lang w:val="en-US"/>
+        </w:rPr>
+        <w:t xml:space="preserve"> specific data:</w:t>
+      </w:r>
+    </w:p>
+    <w:p>
+      <w:pPr>
+        <w:pStyle w:val="ListParagraph"/>
+        <w:numPr>
+          <w:ilvl w:val="0"/>
+          <w:numId w:val="2"/>
+        </w:numPr>
+        <w:rPr>
+          <w:rFonts w:cstheme="minorHAnsi"/>
+          <w:sz w:val="28"/>
+          <w:szCs w:val="28"/>
+          <w:lang w:val="en-US"/>
+        </w:rPr>
+      </w:pPr>
+      <w:r>
+        <w:rPr>
+          <w:rFonts w:cstheme="minorHAnsi"/>
+          <w:sz w:val="28"/>
+          <w:szCs w:val="28"/>
+          <w:lang w:val="en-US"/>
+        </w:rPr>
+        <w:drawing>
+          <wp:inline distT="0" distB="0" distL="0" distR="0" wp14:anchorId="7174D743" wp14:editId="743361C1">
+            <wp:extent cx="5731510" cy="1825625"/>
+            <wp:effectExtent l="0" t="0" r="2540" b="3175"/>
+            <wp:docPr id="1487632067" name="Picture 1"/>
+            <wp:cNvGraphicFramePr>
+              <a:graphicFrameLocks xmlns:a="http://schemas.openxmlformats.org/drawingml/2006/main" noChangeAspect="1"/>
+            </wp:cNvGraphicFramePr>
+            <a:graphic xmlns:a="http://schemas.openxmlformats.org/drawingml/2006/main">
+              <a:graphicData uri="http://schemas.openxmlformats.org/drawingml/2006/picture">
+                <pic:pic xmlns:pic="http://schemas.openxmlformats.org/drawingml/2006/picture">
+                  <pic:nvPicPr>
+                    <pic:cNvPr id="1487632067" name=""/>
+                    <pic:cNvPicPr/>
+                  </pic:nvPicPr>
+                  <pic:blipFill>
+                    <a:blip r:embed="rId18"/>
+                    <a:stretch>
+                      <a:fillRect/>
+                    </a:stretch>
+                  </pic:blipFill>
+                  <pic:spPr>
+                    <a:xfrm>
+                      <a:off x="0" y="0"/>
+                      <a:ext cx="5731510" cy="1825625"/>
+                    </a:xfrm>
+                    <a:prstGeom prst="rect">
+                      <a:avLst/>
+                    </a:prstGeom>
+                  </pic:spPr>
+                </pic:pic>
+              </a:graphicData>
+            </a:graphic>
+          </wp:inline>
+        </w:drawing>
+      </w:r>
+      <w:r>
+        <w:rPr>
+          <w:rFonts w:cstheme="minorHAnsi"/>
+          <w:sz w:val="28"/>
+          <w:szCs w:val="28"/>
+          <w:lang w:val="en-US"/>
+        </w:rPr>
+        <w:br/>
+      </w:r>
+    </w:p>
+    <w:p>
+      <w:pPr>
+        <w:pStyle w:val="ListParagraph"/>
+        <w:numPr>
+          <w:ilvl w:val="0"/>
+          <w:numId w:val="2"/>
+        </w:numPr>
+        <w:rPr>
+          <w:rFonts w:cstheme="minorHAnsi"/>
+          <w:sz w:val="28"/>
+          <w:szCs w:val="28"/>
+          <w:lang w:val="en-US"/>
+        </w:rPr>
+      </w:pPr>
+      <w:r>
+        <w:rPr>
+          <w:rFonts w:cstheme="minorHAnsi"/>
+          <w:sz w:val="28"/>
+          <w:szCs w:val="28"/>
+          <w:lang w:val="en-US"/>
+        </w:rPr>
+        <w:t>Output:</w:t>
+      </w:r>
+    </w:p>
+    <w:p>
+      <w:pPr>
+        <w:pStyle w:val="ListParagraph"/>
+        <w:numPr>
+          <w:ilvl w:val="0"/>
+          <w:numId w:val="2"/>
+        </w:numPr>
+        <w:rPr>
+          <w:rFonts w:cstheme="minorHAnsi"/>
+          <w:sz w:val="28"/>
+          <w:szCs w:val="28"/>
+          <w:lang w:val="en-US"/>
+        </w:rPr>
+      </w:pPr>
+      <w:r>
+        <w:rPr>
+          <w:rFonts w:cstheme="minorHAnsi"/>
+          <w:sz w:val="28"/>
+          <w:szCs w:val="28"/>
+          <w:lang w:val="en-US"/>
+        </w:rPr>
+        <w:lastRenderedPageBreak/>
+        <w:drawing>
+          <wp:inline distT="0" distB="0" distL="0" distR="0" wp14:anchorId="438DBC62" wp14:editId="6EFAC3E2">
+            <wp:extent cx="2277533" cy="2979989"/>
+            <wp:effectExtent l="0" t="0" r="8890" b="0"/>
+            <wp:docPr id="2078182088" name="Picture 1"/>
+            <wp:cNvGraphicFramePr>
+              <a:graphicFrameLocks xmlns:a="http://schemas.openxmlformats.org/drawingml/2006/main" noChangeAspect="1"/>
+            </wp:cNvGraphicFramePr>
+            <a:graphic xmlns:a="http://schemas.openxmlformats.org/drawingml/2006/main">
+              <a:graphicData uri="http://schemas.openxmlformats.org/drawingml/2006/picture">
+                <pic:pic xmlns:pic="http://schemas.openxmlformats.org/drawingml/2006/picture">
+                  <pic:nvPicPr>
+                    <pic:cNvPr id="2078182088" name=""/>
+                    <pic:cNvPicPr/>
+                  </pic:nvPicPr>
+                  <pic:blipFill rotWithShape="1">
+                    <a:blip r:embed="rId19"/>
+                    <a:srcRect t="2347" b="24912"/>
+                    <a:stretch>
+                      <a:fillRect/>
+                    </a:stretch>
+                  </pic:blipFill>
+                  <pic:spPr bwMode="auto">
+                    <a:xfrm>
+                      <a:off x="0" y="0"/>
+                      <a:ext cx="2289717" cy="2995931"/>
+                    </a:xfrm>
+                    <a:prstGeom prst="rect">
+                      <a:avLst/>
+                    </a:prstGeom>
+                    <a:ln>
+                      <a:noFill/>
+                    </a:ln>
+                    <a:extLst>
+                      <a:ext uri="{53640926-AAD7-44D8-BBD7-CCE9431645EC}">
+                        <a14:shadowObscured xmlns:a14="http://schemas.microsoft.com/office/drawing/2010/main"/>
+                      </a:ext>
+                    </a:extLst>
+                  </pic:spPr>
+                </pic:pic>
+              </a:graphicData>
+            </a:graphic>
+          </wp:inline>
+        </w:drawing>
+      </w:r>
+    </w:p>
+    <w:p>
+      <w:pPr>
+        <w:rPr>
+          <w:rFonts w:cstheme="minorHAnsi"/>
+          <w:sz w:val="28"/>
+          <w:szCs w:val="28"/>
+          <w:lang w:val="en-US"/>
+        </w:rPr>
+      </w:pPr>
+    </w:p>
+    <w:p>
+      <w:pPr>
+        <w:rPr>
+          <w:rFonts w:cstheme="minorHAnsi"/>
           <w:sz w:val="28"/>
           <w:szCs w:val="28"/>
           <w:lang w:val="en-US"/>

--- a/Assignment 22.docx
+++ b/Assignment 22.docx
@@ -2,6 +2,15 @@
 <file path=word/document.xml><?xml version="1.0" encoding="utf-8"?>
 <w:document xmlns:wpc="http://schemas.microsoft.com/office/word/2010/wordprocessingCanvas" xmlns:cx="http://schemas.microsoft.com/office/drawing/2014/chartex" xmlns:cx1="http://schemas.microsoft.com/office/drawing/2015/9/8/chartex" xmlns:cx2="http://schemas.microsoft.com/office/drawing/2015/10/21/chartex" xmlns:cx3="http://schemas.microsoft.com/office/drawing/2016/5/9/chartex" xmlns:cx4="http://schemas.microsoft.com/office/drawing/2016/5/10/chartex" xmlns:cx5="http://schemas.microsoft.com/office/drawing/2016/5/11/chartex" xmlns:cx6="http://schemas.microsoft.com/office/drawing/2016/5/12/chartex" xmlns:cx7="http://schemas.microsoft.com/office/drawing/2016/5/13/chartex" xmlns:cx8="http://schemas.microsoft.com/office/drawing/2016/5/14/chartex" xmlns:mc="http://schemas.openxmlformats.org/markup-compatibility/2006" xmlns:aink="http://schemas.microsoft.com/office/drawing/2016/ink" xmlns:am3d="http://schemas.microsoft.com/office/drawing/2017/model3d" xmlns:o="urn:schemas-microsoft-com:office:office" xmlns:oel="http://schemas.microsoft.com/office/2019/extlst" xmlns:r="http://schemas.openxmlformats.org/officeDocument/2006/relationships" xmlns:m="http://schemas.openxmlformats.org/officeDocument/2006/math" xmlns:v="urn:schemas-microsoft-com:vml" xmlns:wp14="http://schemas.microsoft.com/office/word/2010/wordprocessingDrawing" xmlns:wp="http://schemas.openxmlformats.org/drawingml/2006/wordprocessingDrawing" xmlns:w10="urn:schemas-microsoft-com:office:word" xmlns:w="http://schemas.openxmlformats.org/wordprocessingml/2006/main" xmlns:w14="http://schemas.microsoft.com/office/word/2010/wordml" xmlns:w15="http://schemas.microsoft.com/office/word/2012/wordml" xmlns:w16cex="http://schemas.microsoft.com/office/word/2018/wordml/cex" xmlns:w16cid="http://schemas.microsoft.com/office/word/2016/wordml/cid" xmlns:w16="http://schemas.microsoft.com/office/word/2018/wordml" xmlns:w16du="http://schemas.microsoft.com/office/word/2023/wordml/word16du" xmlns:w16sdtdh="http://schemas.microsoft.com/office/word/2020/wordml/sdtdatahash" xmlns:w16sdtfl="http://schemas.microsoft.com/office/word/2024/wordml/sdtformatlock" xmlns:w16se="http://schemas.microsoft.com/office/word/2015/wordml/symex" xmlns:wpg="http://schemas.microsoft.com/office/word/2010/wordprocessingGroup" xmlns:wpi="http://schemas.microsoft.com/office/word/2010/wordprocessingInk" xmlns:wne="http://schemas.microsoft.com/office/word/2006/wordml" xmlns:wps="http://schemas.microsoft.com/office/word/2010/wordprocessingShape" mc:Ignorable="w14 w15 w16se w16cid w16 w16cex w16sdtdh w16sdtfl w16du wp14">
   <w:body>
+    <w:p>
+      <w:pPr>
+        <w:rPr>
+          <w:sz w:val="28"/>
+          <w:szCs w:val="28"/>
+          <w:lang w:val="en-US"/>
+        </w:rPr>
+      </w:pPr>
+    </w:p>
     <w:p>
       <w:pPr>
         <w:rPr>
@@ -1277,7 +1286,6 @@
           <w:szCs w:val="28"/>
           <w:lang w:val="en-US"/>
         </w:rPr>
-        <w:lastRenderedPageBreak/>
         <w:t>Disadvantages of inner join and Advantages of for all entries?</w:t>
       </w:r>
     </w:p>
@@ -2372,6 +2380,7 @@
       <w:r>
         <w:rPr>
           <w:rFonts w:cstheme="minorHAnsi"/>
+          <w:noProof/>
           <w:sz w:val="28"/>
           <w:szCs w:val="28"/>
           <w:lang w:val="en-US"/>
@@ -2463,6 +2472,7 @@
       <w:r>
         <w:rPr>
           <w:rFonts w:cstheme="minorHAnsi"/>
+          <w:noProof/>
           <w:sz w:val="28"/>
           <w:szCs w:val="28"/>
           <w:lang w:val="en-US"/>
@@ -2652,6 +2662,7 @@
       <w:r>
         <w:rPr>
           <w:rFonts w:cstheme="minorHAnsi"/>
+          <w:noProof/>
           <w:sz w:val="28"/>
           <w:szCs w:val="28"/>
           <w:lang w:val="en-US"/>
@@ -2734,6 +2745,7 @@
       <w:r>
         <w:rPr>
           <w:rFonts w:cstheme="minorHAnsi"/>
+          <w:noProof/>
           <w:sz w:val="28"/>
           <w:szCs w:val="28"/>
           <w:lang w:val="en-US"/>
@@ -2849,6 +2861,7 @@
       <w:r>
         <w:rPr>
           <w:rFonts w:cstheme="minorHAnsi"/>
+          <w:noProof/>
           <w:sz w:val="28"/>
           <w:szCs w:val="28"/>
           <w:lang w:val="en-US"/>
@@ -3092,6 +3105,7 @@
       <w:r>
         <w:rPr>
           <w:rFonts w:cstheme="minorHAnsi"/>
+          <w:noProof/>
           <w:sz w:val="28"/>
           <w:szCs w:val="28"/>
           <w:lang w:val="en-US"/>
@@ -3183,6 +3197,7 @@
       <w:r>
         <w:rPr>
           <w:rFonts w:cstheme="minorHAnsi"/>
+          <w:noProof/>
           <w:sz w:val="28"/>
           <w:szCs w:val="28"/>
           <w:lang w:val="en-US"/>
@@ -3285,6 +3300,7 @@
       <w:r>
         <w:rPr>
           <w:rFonts w:cstheme="minorHAnsi"/>
+          <w:noProof/>
           <w:sz w:val="28"/>
           <w:szCs w:val="28"/>
           <w:lang w:val="en-US"/>
@@ -3376,6 +3392,7 @@
       <w:r>
         <w:rPr>
           <w:rFonts w:cstheme="minorHAnsi"/>
+          <w:noProof/>
           <w:sz w:val="28"/>
           <w:szCs w:val="28"/>
           <w:lang w:val="en-US"/>

--- a/Assignment 22.docx
+++ b/Assignment 22.docx
@@ -149,89 +149,51 @@
           <w:szCs w:val="28"/>
           <w:lang w:val="en-US"/>
         </w:rPr>
-        <w:t xml:space="preserve">SELECT SINGLE FROM </w:t>
-      </w:r>
-      <w:proofErr w:type="spellStart"/>
-      <w:r>
-        <w:rPr>
-          <w:sz w:val="28"/>
-          <w:szCs w:val="28"/>
-          <w:lang w:val="en-US"/>
-        </w:rPr>
-        <w:t>zemp</w:t>
-      </w:r>
-      <w:proofErr w:type="spellEnd"/>
-    </w:p>
-    <w:p>
-      <w:pPr>
-        <w:pStyle w:val="ListParagraph"/>
-        <w:numPr>
-          <w:ilvl w:val="0"/>
-          <w:numId w:val="2"/>
-        </w:numPr>
-        <w:rPr>
-          <w:sz w:val="28"/>
-          <w:szCs w:val="28"/>
-          <w:lang w:val="en-US"/>
-        </w:rPr>
-      </w:pPr>
-      <w:r>
-        <w:rPr>
-          <w:sz w:val="28"/>
-          <w:szCs w:val="28"/>
-          <w:lang w:val="en-US"/>
-        </w:rPr>
-        <w:t xml:space="preserve">  INTO </w:t>
-      </w:r>
-      <w:proofErr w:type="spellStart"/>
-      <w:r>
-        <w:rPr>
-          <w:sz w:val="28"/>
-          <w:szCs w:val="28"/>
-          <w:lang w:val="en-US"/>
-        </w:rPr>
-        <w:t>ls_emp</w:t>
-      </w:r>
-      <w:proofErr w:type="spellEnd"/>
-    </w:p>
-    <w:p>
-      <w:pPr>
-        <w:pStyle w:val="ListParagraph"/>
-        <w:numPr>
-          <w:ilvl w:val="0"/>
-          <w:numId w:val="2"/>
-        </w:numPr>
-        <w:rPr>
-          <w:sz w:val="28"/>
-          <w:szCs w:val="28"/>
-          <w:lang w:val="en-US"/>
-        </w:rPr>
-      </w:pPr>
-      <w:r>
-        <w:rPr>
-          <w:sz w:val="28"/>
-          <w:szCs w:val="28"/>
-          <w:lang w:val="en-US"/>
-        </w:rPr>
-        <w:t xml:space="preserve">  WHERE </w:t>
-      </w:r>
-      <w:proofErr w:type="spellStart"/>
-      <w:r>
-        <w:rPr>
-          <w:sz w:val="28"/>
-          <w:szCs w:val="28"/>
-          <w:lang w:val="en-US"/>
-        </w:rPr>
-        <w:t>emp_id</w:t>
-      </w:r>
-      <w:proofErr w:type="spellEnd"/>
-      <w:r>
-        <w:rPr>
-          <w:sz w:val="28"/>
-          <w:szCs w:val="28"/>
-          <w:lang w:val="en-US"/>
-        </w:rPr>
-        <w:t xml:space="preserve"> = 101.</w:t>
+        <w:t>SELECT SINGLE FROM zemp</w:t>
+      </w:r>
+    </w:p>
+    <w:p>
+      <w:pPr>
+        <w:pStyle w:val="ListParagraph"/>
+        <w:numPr>
+          <w:ilvl w:val="0"/>
+          <w:numId w:val="2"/>
+        </w:numPr>
+        <w:rPr>
+          <w:sz w:val="28"/>
+          <w:szCs w:val="28"/>
+          <w:lang w:val="en-US"/>
+        </w:rPr>
+      </w:pPr>
+      <w:r>
+        <w:rPr>
+          <w:sz w:val="28"/>
+          <w:szCs w:val="28"/>
+          <w:lang w:val="en-US"/>
+        </w:rPr>
+        <w:t xml:space="preserve">  INTO ls_emp</w:t>
+      </w:r>
+    </w:p>
+    <w:p>
+      <w:pPr>
+        <w:pStyle w:val="ListParagraph"/>
+        <w:numPr>
+          <w:ilvl w:val="0"/>
+          <w:numId w:val="2"/>
+        </w:numPr>
+        <w:rPr>
+          <w:sz w:val="28"/>
+          <w:szCs w:val="28"/>
+          <w:lang w:val="en-US"/>
+        </w:rPr>
+      </w:pPr>
+      <w:r>
+        <w:rPr>
+          <w:sz w:val="28"/>
+          <w:szCs w:val="28"/>
+          <w:lang w:val="en-US"/>
+        </w:rPr>
+        <w:t xml:space="preserve">  WHERE emp_id = 101.</w:t>
       </w:r>
       <w:r>
         <w:rPr>
@@ -349,50 +311,30 @@
           <w:szCs w:val="28"/>
           <w:lang w:val="en-US"/>
         </w:rPr>
-        <w:t xml:space="preserve">SELECT * FROM </w:t>
-      </w:r>
-      <w:proofErr w:type="spellStart"/>
-      <w:r>
-        <w:rPr>
-          <w:sz w:val="28"/>
-          <w:szCs w:val="28"/>
-          <w:lang w:val="en-US"/>
-        </w:rPr>
-        <w:t>zemp</w:t>
-      </w:r>
-      <w:proofErr w:type="spellEnd"/>
-    </w:p>
-    <w:p>
-      <w:pPr>
-        <w:pStyle w:val="ListParagraph"/>
-        <w:numPr>
-          <w:ilvl w:val="0"/>
-          <w:numId w:val="2"/>
-        </w:numPr>
-        <w:rPr>
-          <w:sz w:val="28"/>
-          <w:szCs w:val="28"/>
-          <w:lang w:val="en-US"/>
-        </w:rPr>
-      </w:pPr>
-      <w:r>
-        <w:rPr>
-          <w:sz w:val="28"/>
-          <w:szCs w:val="28"/>
-          <w:lang w:val="en-US"/>
-        </w:rPr>
-        <w:t xml:space="preserve">  INTO </w:t>
-      </w:r>
-      <w:proofErr w:type="spellStart"/>
-      <w:r>
-        <w:rPr>
-          <w:sz w:val="28"/>
-          <w:szCs w:val="28"/>
-          <w:lang w:val="en-US"/>
-        </w:rPr>
-        <w:t>ls_emp</w:t>
-      </w:r>
-      <w:proofErr w:type="spellEnd"/>
+        <w:t>SELECT * FROM zemp</w:t>
+      </w:r>
+    </w:p>
+    <w:p>
+      <w:pPr>
+        <w:pStyle w:val="ListParagraph"/>
+        <w:numPr>
+          <w:ilvl w:val="0"/>
+          <w:numId w:val="2"/>
+        </w:numPr>
+        <w:rPr>
+          <w:sz w:val="28"/>
+          <w:szCs w:val="28"/>
+          <w:lang w:val="en-US"/>
+        </w:rPr>
+      </w:pPr>
+      <w:r>
+        <w:rPr>
+          <w:sz w:val="28"/>
+          <w:szCs w:val="28"/>
+          <w:lang w:val="en-US"/>
+        </w:rPr>
+        <w:t xml:space="preserve">  INTO ls_emp</w:t>
+      </w:r>
     </w:p>
     <w:p>
       <w:pPr>
@@ -749,25 +691,7 @@
                 <w:sz w:val="20"/>
                 <w:szCs w:val="20"/>
               </w:rPr>
-              <w:t xml:space="preserve">Designed for any </w:t>
-            </w:r>
-            <w:proofErr w:type="gramStart"/>
-            <w:r>
-              <w:rPr>
-                <w:rFonts w:ascii="Arial" w:eastAsia="Arial" w:hAnsi="Arial" w:cs="Arial"/>
-                <w:sz w:val="20"/>
-                <w:szCs w:val="20"/>
-              </w:rPr>
-              <w:t>condition based</w:t>
-            </w:r>
-            <w:proofErr w:type="gramEnd"/>
-            <w:r>
-              <w:rPr>
-                <w:rFonts w:ascii="Arial" w:eastAsia="Arial" w:hAnsi="Arial" w:cs="Arial"/>
-                <w:sz w:val="20"/>
-                <w:szCs w:val="20"/>
-              </w:rPr>
-              <w:t xml:space="preserve"> lookup</w:t>
+              <w:t>Designed for any condition based lookup</w:t>
             </w:r>
           </w:p>
         </w:tc>
@@ -2281,6 +2205,28 @@
         <w:pStyle w:val="ListParagraph"/>
         <w:numPr>
           <w:ilvl w:val="0"/>
+          <w:numId w:val="1"/>
+        </w:numPr>
+        <w:rPr>
+          <w:sz w:val="28"/>
+          <w:szCs w:val="28"/>
+          <w:lang w:val="en-US"/>
+        </w:rPr>
+      </w:pPr>
+      <w:r>
+        <w:rPr>
+          <w:sz w:val="28"/>
+          <w:szCs w:val="28"/>
+          <w:lang w:val="en-US"/>
+        </w:rPr>
+        <w:t>FOR ALL ENTRIES is used to fetch data from a database table based on values present in an internal table.</w:t>
+      </w:r>
+    </w:p>
+    <w:p>
+      <w:pPr>
+        <w:pStyle w:val="ListParagraph"/>
+        <w:numPr>
+          <w:ilvl w:val="0"/>
           <w:numId w:val="2"/>
         </w:numPr>
         <w:rPr>
@@ -2569,32 +2515,7 @@
           <w:szCs w:val="28"/>
           <w:lang w:val="en-US"/>
         </w:rPr>
-        <w:lastRenderedPageBreak/>
-        <w:t xml:space="preserve">Practice on select single and select </w:t>
-      </w:r>
-      <w:proofErr w:type="spellStart"/>
-      <w:r>
-        <w:rPr>
-          <w:rFonts w:cstheme="minorHAnsi"/>
-          <w:b/>
-          <w:bCs/>
-          <w:sz w:val="28"/>
-          <w:szCs w:val="28"/>
-          <w:lang w:val="en-US"/>
-        </w:rPr>
-        <w:t>upto</w:t>
-      </w:r>
-      <w:proofErr w:type="spellEnd"/>
-      <w:r>
-        <w:rPr>
-          <w:rFonts w:cstheme="minorHAnsi"/>
-          <w:b/>
-          <w:bCs/>
-          <w:sz w:val="28"/>
-          <w:szCs w:val="28"/>
-          <w:lang w:val="en-US"/>
-        </w:rPr>
-        <w:t xml:space="preserve"> 1 row?</w:t>
+        <w:t>Practice on select single and select upto 1 row?</w:t>
       </w:r>
     </w:p>
     <w:p>
@@ -2945,6 +2866,7 @@
         <w:rPr>
           <w:noProof/>
         </w:rPr>
+        <w:lastRenderedPageBreak/>
         <w:drawing>
           <wp:inline distT="0" distB="0" distL="0" distR="0" wp14:anchorId="6C6C2D30" wp14:editId="2241F8BF">
             <wp:extent cx="2909112" cy="1540933"/>
@@ -3016,7 +2938,6 @@
           <w:szCs w:val="28"/>
           <w:lang w:val="en-US"/>
         </w:rPr>
-        <w:lastRenderedPageBreak/>
         <w:t>Retrieve Specific Data and Retrieve single record based on given input from sales order header?</w:t>
       </w:r>
     </w:p>
@@ -3067,25 +2988,14 @@
           <w:lang w:val="en-US"/>
         </w:rPr>
       </w:pPr>
-      <w:proofErr w:type="spellStart"/>
-      <w:r>
-        <w:rPr>
-          <w:rFonts w:cstheme="minorHAnsi"/>
-          <w:sz w:val="28"/>
-          <w:szCs w:val="28"/>
-          <w:lang w:val="en-US"/>
-        </w:rPr>
-        <w:t>Retrive</w:t>
-      </w:r>
-      <w:proofErr w:type="spellEnd"/>
-      <w:r>
-        <w:rPr>
-          <w:rFonts w:cstheme="minorHAnsi"/>
-          <w:sz w:val="28"/>
-          <w:szCs w:val="28"/>
-          <w:lang w:val="en-US"/>
-        </w:rPr>
-        <w:t xml:space="preserve"> single record:</w:t>
+      <w:r>
+        <w:rPr>
+          <w:rFonts w:cstheme="minorHAnsi"/>
+          <w:sz w:val="28"/>
+          <w:szCs w:val="28"/>
+          <w:lang w:val="en-US"/>
+        </w:rPr>
+        <w:t>Retrive single record:</w:t>
       </w:r>
     </w:p>
     <w:p>
@@ -3262,25 +3172,14 @@
           <w:lang w:val="en-US"/>
         </w:rPr>
       </w:pPr>
-      <w:proofErr w:type="spellStart"/>
-      <w:r>
-        <w:rPr>
-          <w:rFonts w:cstheme="minorHAnsi"/>
-          <w:sz w:val="28"/>
-          <w:szCs w:val="28"/>
-          <w:lang w:val="en-US"/>
-        </w:rPr>
-        <w:t>Retrive</w:t>
-      </w:r>
-      <w:proofErr w:type="spellEnd"/>
-      <w:r>
-        <w:rPr>
-          <w:rFonts w:cstheme="minorHAnsi"/>
-          <w:sz w:val="28"/>
-          <w:szCs w:val="28"/>
-          <w:lang w:val="en-US"/>
-        </w:rPr>
-        <w:t xml:space="preserve"> specific data:</w:t>
+      <w:r>
+        <w:rPr>
+          <w:rFonts w:cstheme="minorHAnsi"/>
+          <w:sz w:val="28"/>
+          <w:szCs w:val="28"/>
+          <w:lang w:val="en-US"/>
+        </w:rPr>
+        <w:t>Retrive specific data:</w:t>
       </w:r>
     </w:p>
     <w:p>
@@ -3590,6 +3489,119 @@
     </w:lvl>
   </w:abstractNum>
   <w:abstractNum w:abstractNumId="1" w15:restartNumberingAfterBreak="0">
+    <w:nsid w:val="51DD3FB2"/>
+    <w:multiLevelType w:val="hybridMultilevel"/>
+    <w:tmpl w:val="9C0AB2EE"/>
+    <w:lvl w:ilvl="0" w:tplc="79ECDB88">
+      <w:start w:val="1"/>
+      <w:numFmt w:val="bullet"/>
+      <w:lvlText w:val=""/>
+      <w:lvlJc w:val="left"/>
+      <w:pPr>
+        <w:ind w:left="360" w:hanging="360"/>
+      </w:pPr>
+      <w:rPr>
+        <w:rFonts w:ascii="Wingdings" w:eastAsiaTheme="minorHAnsi" w:hAnsi="Wingdings" w:cstheme="minorBidi" w:hint="default"/>
+      </w:rPr>
+    </w:lvl>
+    <w:lvl w:ilvl="1" w:tplc="40090003" w:tentative="1">
+      <w:start w:val="1"/>
+      <w:numFmt w:val="bullet"/>
+      <w:lvlText w:val="o"/>
+      <w:lvlJc w:val="left"/>
+      <w:pPr>
+        <w:ind w:left="1080" w:hanging="360"/>
+      </w:pPr>
+      <w:rPr>
+        <w:rFonts w:ascii="Courier New" w:hAnsi="Courier New" w:cs="Courier New" w:hint="default"/>
+      </w:rPr>
+    </w:lvl>
+    <w:lvl w:ilvl="2" w:tplc="40090005" w:tentative="1">
+      <w:start w:val="1"/>
+      <w:numFmt w:val="bullet"/>
+      <w:lvlText w:val=""/>
+      <w:lvlJc w:val="left"/>
+      <w:pPr>
+        <w:ind w:left="1800" w:hanging="360"/>
+      </w:pPr>
+      <w:rPr>
+        <w:rFonts w:ascii="Wingdings" w:hAnsi="Wingdings" w:hint="default"/>
+      </w:rPr>
+    </w:lvl>
+    <w:lvl w:ilvl="3" w:tplc="40090001" w:tentative="1">
+      <w:start w:val="1"/>
+      <w:numFmt w:val="bullet"/>
+      <w:lvlText w:val=""/>
+      <w:lvlJc w:val="left"/>
+      <w:pPr>
+        <w:ind w:left="2520" w:hanging="360"/>
+      </w:pPr>
+      <w:rPr>
+        <w:rFonts w:ascii="Symbol" w:hAnsi="Symbol" w:hint="default"/>
+      </w:rPr>
+    </w:lvl>
+    <w:lvl w:ilvl="4" w:tplc="40090003" w:tentative="1">
+      <w:start w:val="1"/>
+      <w:numFmt w:val="bullet"/>
+      <w:lvlText w:val="o"/>
+      <w:lvlJc w:val="left"/>
+      <w:pPr>
+        <w:ind w:left="3240" w:hanging="360"/>
+      </w:pPr>
+      <w:rPr>
+        <w:rFonts w:ascii="Courier New" w:hAnsi="Courier New" w:cs="Courier New" w:hint="default"/>
+      </w:rPr>
+    </w:lvl>
+    <w:lvl w:ilvl="5" w:tplc="40090005" w:tentative="1">
+      <w:start w:val="1"/>
+      <w:numFmt w:val="bullet"/>
+      <w:lvlText w:val=""/>
+      <w:lvlJc w:val="left"/>
+      <w:pPr>
+        <w:ind w:left="3960" w:hanging="360"/>
+      </w:pPr>
+      <w:rPr>
+        <w:rFonts w:ascii="Wingdings" w:hAnsi="Wingdings" w:hint="default"/>
+      </w:rPr>
+    </w:lvl>
+    <w:lvl w:ilvl="6" w:tplc="40090001" w:tentative="1">
+      <w:start w:val="1"/>
+      <w:numFmt w:val="bullet"/>
+      <w:lvlText w:val=""/>
+      <w:lvlJc w:val="left"/>
+      <w:pPr>
+        <w:ind w:left="4680" w:hanging="360"/>
+      </w:pPr>
+      <w:rPr>
+        <w:rFonts w:ascii="Symbol" w:hAnsi="Symbol" w:hint="default"/>
+      </w:rPr>
+    </w:lvl>
+    <w:lvl w:ilvl="7" w:tplc="40090003" w:tentative="1">
+      <w:start w:val="1"/>
+      <w:numFmt w:val="bullet"/>
+      <w:lvlText w:val="o"/>
+      <w:lvlJc w:val="left"/>
+      <w:pPr>
+        <w:ind w:left="5400" w:hanging="360"/>
+      </w:pPr>
+      <w:rPr>
+        <w:rFonts w:ascii="Courier New" w:hAnsi="Courier New" w:cs="Courier New" w:hint="default"/>
+      </w:rPr>
+    </w:lvl>
+    <w:lvl w:ilvl="8" w:tplc="40090005" w:tentative="1">
+      <w:start w:val="1"/>
+      <w:numFmt w:val="bullet"/>
+      <w:lvlText w:val=""/>
+      <w:lvlJc w:val="left"/>
+      <w:pPr>
+        <w:ind w:left="6120" w:hanging="360"/>
+      </w:pPr>
+      <w:rPr>
+        <w:rFonts w:ascii="Wingdings" w:hAnsi="Wingdings" w:hint="default"/>
+      </w:rPr>
+    </w:lvl>
+  </w:abstractNum>
+  <w:abstractNum w:abstractNumId="2" w15:restartNumberingAfterBreak="0">
     <w:nsid w:val="6FA97621"/>
     <w:multiLevelType w:val="hybridMultilevel"/>
     <w:tmpl w:val="5164DB12"/>
@@ -3679,10 +3691,13 @@
     </w:lvl>
   </w:abstractNum>
   <w:num w:numId="1" w16cid:durableId="1826965759">
-    <w:abstractNumId w:val="1"/>
+    <w:abstractNumId w:val="2"/>
   </w:num>
   <w:num w:numId="2" w16cid:durableId="1620603269">
     <w:abstractNumId w:val="0"/>
+  </w:num>
+  <w:num w:numId="3" w16cid:durableId="671638085">
+    <w:abstractNumId w:val="1"/>
   </w:num>
 </w:numbering>
 </file>
